--- a/DeepSkilling/Module-8/React-1.docx
+++ b/DeepSkilling/Module-8/React-1.docx
@@ -963,30 +963,20 @@
         <w:t xml:space="preserve"> that fetches posts from an online API using the </w:t>
       </w:r>
       <w:proofErr w:type="spellStart"/>
-      <w:proofErr w:type="gramStart"/>
       <w:r>
         <w:t>componentDidMount</w:t>
       </w:r>
       <w:proofErr w:type="spellEnd"/>
       <w:r>
-        <w:t>(</w:t>
-      </w:r>
-      <w:proofErr w:type="gramEnd"/>
-      <w:r>
-        <w:t xml:space="preserve">) lifecycle method and handles runtime errors using </w:t>
+        <w:t xml:space="preserve">() lifecycle method and handles runtime errors using </w:t>
       </w:r>
       <w:proofErr w:type="spellStart"/>
-      <w:proofErr w:type="gramStart"/>
       <w:r>
         <w:t>componentDidCatch</w:t>
       </w:r>
       <w:proofErr w:type="spellEnd"/>
       <w:r>
-        <w:t>(</w:t>
-      </w:r>
-      <w:proofErr w:type="gramEnd"/>
-      <w:r>
-        <w:t xml:space="preserve">). </w:t>
+        <w:t xml:space="preserve">(). </w:t>
       </w:r>
     </w:p>
     <w:p>
@@ -2301,21 +2291,12 @@
       <w:r>
         <w:t xml:space="preserve"> such as </w:t>
       </w:r>
-      <w:proofErr w:type="gramStart"/>
-      <w:r>
-        <w:rPr>
-          <w:b/>
-          <w:bCs/>
-        </w:rPr>
-        <w:t>map(</w:t>
-      </w:r>
-      <w:proofErr w:type="gramEnd"/>
-      <w:r>
-        <w:rPr>
-          <w:b/>
-          <w:bCs/>
-        </w:rPr>
-        <w:t>)</w:t>
+      <w:r>
+        <w:rPr>
+          <w:b/>
+          <w:bCs/>
+        </w:rPr>
+        <w:t>map()</w:t>
       </w:r>
       <w:r>
         <w:t xml:space="preserve">, </w:t>
